--- a/docs/guide/inspection-reconcile-user-guide.docx
+++ b/docs/guide/inspection-reconcile-user-guide.docx
@@ -1100,7 +1100,7 @@
     </w:tbl>
     <w:bookmarkEnd w:id="18"/>
     <w:bookmarkEnd w:id="19"/>
-    <w:bookmarkStart w:id="26" w:name="quick-start"/>
+    <w:bookmarkStart w:id="27" w:name="quick-start"/>
     <w:p>
       <w:pPr>
         <w:pStyle w:val="Heading1"/>
@@ -1343,7 +1343,7 @@
       </w:r>
     </w:p>
     <w:bookmarkEnd w:id="21"/>
-    <w:bookmarkStart w:id="25" w:name="open-the-results"/>
+    <w:bookmarkStart w:id="26" w:name="open-the-results"/>
     <w:p>
       <w:pPr>
         <w:pStyle w:val="Heading2"/>
@@ -1439,9 +1439,47 @@
         <w:t xml:space="preserve">Start with S02, the classic case: one inspection was never recorded.</w:t>
       </w:r>
     </w:p>
-    <w:bookmarkEnd w:id="25"/>
+    <w:p>
+      <w:pPr>
+        <w:pStyle w:val="BlockText"/>
+      </w:pPr>
+      <w:r>
+        <w:rPr>
+          <w:b/>
+          <w:bCs/>
+        </w:rPr>
+        <w:t xml:space="preserve">Tip.</w:t>
+      </w:r>
+      <w:r>
+        <w:t xml:space="preserve"> </w:t>
+      </w:r>
+      <w:r>
+        <w:t xml:space="preserve">The same reports are published online at</w:t>
+      </w:r>
+      <w:r>
+        <w:t xml:space="preserve"> </w:t>
+      </w:r>
+      <w:hyperlink r:id="rId25">
+        <w:r>
+          <w:rPr>
+            <w:rStyle w:val="Hyperlink"/>
+          </w:rPr>
+          <w:t xml:space="preserve">bochen2029-pixel.github.io/inspection-reconcile</w:t>
+        </w:r>
+      </w:hyperlink>
+      <w:r>
+        <w:t xml:space="preserve">,</w:t>
+      </w:r>
+      <w:r>
+        <w:t xml:space="preserve"> </w:t>
+      </w:r>
+      <w:r>
+        <w:t xml:space="preserve">rebuilt from the main branch after every successful test run, so you can browse them before installing anything.</w:t>
+      </w:r>
+    </w:p>
     <w:bookmarkEnd w:id="26"/>
-    <w:bookmarkStart w:id="34" w:name="key-ideas"/>
+    <w:bookmarkEnd w:id="27"/>
+    <w:bookmarkStart w:id="35" w:name="key-ideas"/>
     <w:p>
       <w:pPr>
         <w:pStyle w:val="Heading1"/>
@@ -1459,7 +1497,7 @@
         <w:t xml:space="preserve">Key ideas</w:t>
       </w:r>
     </w:p>
-    <w:bookmarkStart w:id="27" w:name="obligations-records-and-evidence"/>
+    <w:bookmarkStart w:id="28" w:name="obligations-records-and-evidence"/>
     <w:p>
       <w:pPr>
         <w:pStyle w:val="Heading2"/>
@@ -1714,8 +1752,8 @@
         <w:t xml:space="preserve">or as the list of artifact revisions it saw.</w:t>
       </w:r>
     </w:p>
-    <w:bookmarkEnd w:id="27"/>
-    <w:bookmarkStart w:id="28" w:name="outcomes-pass-fail-unknown-not_evaluated"/>
+    <w:bookmarkEnd w:id="28"/>
+    <w:bookmarkStart w:id="29" w:name="outcomes-pass-fail-unknown-not_evaluated"/>
     <w:p>
       <w:pPr>
         <w:pStyle w:val="Heading2"/>
@@ -1906,8 +1944,8 @@
         </w:tc>
       </w:tr>
     </w:tbl>
-    <w:bookmarkEnd w:id="28"/>
-    <w:bookmarkStart w:id="29" w:name="why-unknown-is-not-pass"/>
+    <w:bookmarkEnd w:id="29"/>
+    <w:bookmarkStart w:id="30" w:name="why-unknown-is-not-pass"/>
     <w:p>
       <w:pPr>
         <w:pStyle w:val="Heading2"/>
@@ -1995,8 +2033,8 @@
         <w:t xml:space="preserve">) until the capture is known to be complete.</w:t>
       </w:r>
     </w:p>
-    <w:bookmarkEnd w:id="29"/>
-    <w:bookmarkStart w:id="30" w:name="project-status"/>
+    <w:bookmarkEnd w:id="30"/>
+    <w:bookmarkStart w:id="31" w:name="project-status"/>
     <w:p>
       <w:pPr>
         <w:pStyle w:val="Heading2"/>
@@ -2169,8 +2207,8 @@
         <w:t xml:space="preserve">: it is reported but never changes the status.</w:t>
       </w:r>
     </w:p>
-    <w:bookmarkEnd w:id="30"/>
-    <w:bookmarkStart w:id="31" w:name="roots-dependencies-and-blocked_by"/>
+    <w:bookmarkEnd w:id="31"/>
+    <w:bookmarkStart w:id="32" w:name="roots-dependencies-and-blocked_by"/>
     <w:p>
       <w:pPr>
         <w:pStyle w:val="Heading2"/>
@@ -2274,8 +2312,8 @@
         <w:t xml:space="preserve">first is fixed.</w:t>
       </w:r>
     </w:p>
-    <w:bookmarkEnd w:id="31"/>
-    <w:bookmarkStart w:id="32" w:name="coverage-how-complete-is-the-capture"/>
+    <w:bookmarkEnd w:id="32"/>
+    <w:bookmarkStart w:id="33" w:name="coverage-how-complete-is-the-capture"/>
     <w:p>
       <w:pPr>
         <w:pStyle w:val="Heading2"/>
@@ -2457,8 +2495,8 @@
         <w:t xml:space="preserve">Incomplete coverage turns absences into UNKNOWN rather than FAIL. That is exactly fact 2 above.</w:t>
       </w:r>
     </w:p>
-    <w:bookmarkEnd w:id="32"/>
-    <w:bookmarkStart w:id="33" w:name="requirement-packs"/>
+    <w:bookmarkEnd w:id="33"/>
+    <w:bookmarkStart w:id="34" w:name="requirement-packs"/>
     <w:p>
       <w:pPr>
         <w:pStyle w:val="Heading2"/>
@@ -2586,9 +2624,9 @@
         <w:t xml:space="preserve">.</w:t>
       </w:r>
     </w:p>
-    <w:bookmarkEnd w:id="33"/>
     <w:bookmarkEnd w:id="34"/>
-    <w:bookmarkStart w:id="41" w:name="running-an-assessment"/>
+    <w:bookmarkEnd w:id="35"/>
+    <w:bookmarkStart w:id="42" w:name="running-an-assessment"/>
     <w:p>
       <w:pPr>
         <w:pStyle w:val="Heading1"/>
@@ -2606,7 +2644,7 @@
         <w:t xml:space="preserve">Running an assessment</w:t>
       </w:r>
     </w:p>
-    <w:bookmarkStart w:id="35" w:name="from-a-canonical-snapshot"/>
+    <w:bookmarkStart w:id="36" w:name="from-a-canonical-snapshot"/>
     <w:p>
       <w:pPr>
         <w:pStyle w:val="Heading2"/>
@@ -2887,8 +2925,8 @@
         </w:tc>
       </w:tr>
     </w:tbl>
-    <w:bookmarkEnd w:id="35"/>
-    <w:bookmarkStart w:id="36" w:name="from-a-quickbase-shaped-export"/>
+    <w:bookmarkEnd w:id="36"/>
+    <w:bookmarkStart w:id="37" w:name="from-a-quickbase-shaped-export"/>
     <w:p>
       <w:pPr>
         <w:pStyle w:val="Heading2"/>
@@ -3092,8 +3130,8 @@
         <w:t xml:space="preserve">.</w:t>
       </w:r>
     </w:p>
-    <w:bookmarkEnd w:id="36"/>
-    <w:bookmarkStart w:id="37" w:name="the-summary-line-and-the-exit-code"/>
+    <w:bookmarkEnd w:id="37"/>
+    <w:bookmarkStart w:id="38" w:name="the-summary-line-and-the-exit-code"/>
     <w:p>
       <w:pPr>
         <w:pStyle w:val="Heading2"/>
@@ -3375,8 +3413,8 @@
         <w:t xml:space="preserve">always writes its outputs before it exits with 10 or 11. Exit code 1 is never used on purpose.</w:t>
       </w:r>
     </w:p>
-    <w:bookmarkEnd w:id="37"/>
-    <w:bookmarkStart w:id="38" w:name="what-gets-written"/>
+    <w:bookmarkEnd w:id="38"/>
+    <w:bookmarkStart w:id="39" w:name="what-gets-written"/>
     <w:p>
       <w:pPr>
         <w:pStyle w:val="Heading2"/>
@@ -3622,8 +3660,8 @@
         <w:t xml:space="preserve">records when and where the run happened.</w:t>
       </w:r>
     </w:p>
-    <w:bookmarkEnd w:id="38"/>
-    <w:bookmarkStart w:id="39" w:name="output-folders-and---force"/>
+    <w:bookmarkEnd w:id="39"/>
+    <w:bookmarkStart w:id="40" w:name="output-folders-and---force"/>
     <w:p>
       <w:pPr>
         <w:pStyle w:val="Heading2"/>
@@ -3795,8 +3833,8 @@
         <w:t xml:space="preserve">, and never deletes a file it did not write itself.</w:t>
       </w:r>
     </w:p>
-    <w:bookmarkEnd w:id="39"/>
-    <w:bookmarkStart w:id="40" w:name="checking-inputs-before-a-run-validate"/>
+    <w:bookmarkEnd w:id="40"/>
+    <w:bookmarkStart w:id="41" w:name="checking-inputs-before-a-run-validate"/>
     <w:p>
       <w:pPr>
         <w:pStyle w:val="Heading2"/>
@@ -3951,9 +3989,9 @@
         <w:t xml:space="preserve">It exits 0 when the inputs can be assessed and 2 when a configuration problem must be fixed first.</w:t>
       </w:r>
     </w:p>
-    <w:bookmarkEnd w:id="40"/>
     <w:bookmarkEnd w:id="41"/>
-    <w:bookmarkStart w:id="69" w:name="reading-the-report"/>
+    <w:bookmarkEnd w:id="42"/>
+    <w:bookmarkStart w:id="70" w:name="reading-the-report"/>
     <w:p>
       <w:pPr>
         <w:pStyle w:val="Heading1"/>
@@ -4000,7 +4038,7 @@
         <w:t xml:space="preserve">order below.</w:t>
       </w:r>
     </w:p>
-    <w:bookmarkStart w:id="45" w:name="the-header"/>
+    <w:bookmarkStart w:id="46" w:name="the-header"/>
     <w:p>
       <w:pPr>
         <w:pStyle w:val="Heading2"/>
@@ -4027,18 +4065,18 @@
           <wp:inline>
             <wp:extent cx="5334000" cy="2988252"/>
             <wp:effectExtent b="0" l="0" r="0" t="0"/>
-            <wp:docPr descr="The header of the S02 report, with the meaning of each status" title="" id="43" name="Picture"/>
+            <wp:docPr descr="The header of the S02 report, with the meaning of each status" title="" id="44" name="Picture"/>
             <a:graphic>
               <a:graphicData uri="http://schemas.openxmlformats.org/drawingml/2006/picture">
                 <pic:pic>
                   <pic:nvPicPr>
-                    <pic:cNvPr descr="../images/guide-s02-header.png" id="44" name="Picture"/>
+                    <pic:cNvPr descr="../images/guide-s02-header.png" id="45" name="Picture"/>
                     <pic:cNvPicPr>
                       <a:picLocks noChangeArrowheads="1" noChangeAspect="1"/>
                     </pic:cNvPicPr>
                   </pic:nvPicPr>
                   <pic:blipFill>
-                    <a:blip r:embed="rId42"/>
+                    <a:blip r:embed="rId43"/>
                     <a:stretch>
                       <a:fillRect/>
                     </a:stretch>
@@ -4208,8 +4246,8 @@
         <w:t xml:space="preserve">. Hover over it for the full value.</w:t>
       </w:r>
     </w:p>
-    <w:bookmarkEnd w:id="45"/>
-    <w:bookmarkStart w:id="46" w:name="what-this-result-means"/>
+    <w:bookmarkEnd w:id="46"/>
+    <w:bookmarkStart w:id="47" w:name="what-this-result-means"/>
     <w:p>
       <w:pPr>
         <w:pStyle w:val="Heading2"/>
@@ -4241,8 +4279,8 @@
         <w:t xml:space="preserve">same on every report, so a reader who receives only the report has the definitions at hand.</w:t>
       </w:r>
     </w:p>
-    <w:bookmarkEnd w:id="46"/>
-    <w:bookmarkStart w:id="50" w:name="coverage"/>
+    <w:bookmarkEnd w:id="47"/>
+    <w:bookmarkStart w:id="51" w:name="coverage"/>
     <w:p>
       <w:pPr>
         <w:pStyle w:val="Heading2"/>
@@ -4269,18 +4307,18 @@
           <wp:inline>
             <wp:extent cx="5334000" cy="4030806"/>
             <wp:effectExtent b="0" l="0" r="0" t="0"/>
-            <wp:docPr descr="The coverage table and summary of S05, a capture interrupted halfway" title="" id="48" name="Picture"/>
+            <wp:docPr descr="The coverage table and summary of S05, a capture interrupted halfway" title="" id="49" name="Picture"/>
             <a:graphic>
               <a:graphicData uri="http://schemas.openxmlformats.org/drawingml/2006/picture">
                 <pic:pic>
                   <pic:nvPicPr>
-                    <pic:cNvPr descr="../images/guide-s05-coverage.png" id="49" name="Picture"/>
+                    <pic:cNvPr descr="../images/guide-s05-coverage.png" id="50" name="Picture"/>
                     <pic:cNvPicPr>
                       <a:picLocks noChangeArrowheads="1" noChangeAspect="1"/>
                     </pic:cNvPicPr>
                   </pic:nvPicPr>
                   <pic:blipFill>
-                    <a:blip r:embed="rId47"/>
+                    <a:blip r:embed="rId48"/>
                     <a:stretch>
                       <a:fillRect/>
                     </a:stretch>
@@ -4544,8 +4582,8 @@
         <w:t xml:space="preserve">, absences in that dataset become UNKNOWN instead of FAIL.</w:t>
       </w:r>
     </w:p>
-    <w:bookmarkEnd w:id="50"/>
-    <w:bookmarkStart w:id="51" w:name="summary-counts"/>
+    <w:bookmarkEnd w:id="51"/>
+    <w:bookmarkStart w:id="52" w:name="summary-counts"/>
     <w:p>
       <w:pPr>
         <w:pStyle w:val="Heading2"/>
@@ -4745,8 +4783,8 @@
         </w:tc>
       </w:tr>
     </w:tbl>
-    <w:bookmarkEnd w:id="51"/>
-    <w:bookmarkStart w:id="55" w:name="root-findings"/>
+    <w:bookmarkEnd w:id="52"/>
+    <w:bookmarkStart w:id="56" w:name="root-findings"/>
     <w:p>
       <w:pPr>
         <w:pStyle w:val="Heading2"/>
@@ -4773,18 +4811,18 @@
           <wp:inline>
             <wp:extent cx="5334000" cy="4352059"/>
             <wp:effectExtent b="0" l="0" r="0" t="0"/>
-            <wp:docPr descr="The root finding of S02: obligation O-017 has no current inspection" title="" id="53" name="Picture"/>
+            <wp:docPr descr="The root finding of S02: obligation O-017 has no current inspection" title="" id="54" name="Picture"/>
             <a:graphic>
               <a:graphicData uri="http://schemas.openxmlformats.org/drawingml/2006/picture">
                 <pic:pic>
                   <pic:nvPicPr>
-                    <pic:cNvPr descr="../images/guide-s02-root.png" id="54" name="Picture"/>
+                    <pic:cNvPr descr="../images/guide-s02-root.png" id="55" name="Picture"/>
                     <pic:cNvPicPr>
                       <a:picLocks noChangeArrowheads="1" noChangeAspect="1"/>
                     </pic:cNvPicPr>
                   </pic:nvPicPr>
                   <pic:blipFill>
-                    <a:blip r:embed="rId52"/>
+                    <a:blip r:embed="rId53"/>
                     <a:stretch>
                       <a:fillRect/>
                     </a:stretch>
@@ -4974,8 +5012,8 @@
         <w:t xml:space="preserve">: how many findings depend on this one, directly or through others.</w:t>
       </w:r>
     </w:p>
-    <w:bookmarkEnd w:id="55"/>
-    <w:bookmarkStart w:id="59" w:name="the-obligation-grid"/>
+    <w:bookmarkEnd w:id="56"/>
+    <w:bookmarkStart w:id="60" w:name="the-obligation-grid"/>
     <w:p>
       <w:pPr>
         <w:pStyle w:val="Heading2"/>
@@ -5002,18 +5040,18 @@
           <wp:inline>
             <wp:extent cx="5334000" cy="2412422"/>
             <wp:effectExtent b="0" l="0" r="0" t="0"/>
-            <wp:docPr descr="Part of the obligation grid of S02: O-017 fails R2, and its R3 to R6 are not evaluated" title="" id="57" name="Picture"/>
+            <wp:docPr descr="Part of the obligation grid of S02: O-017 fails R2, and its R3 to R6 are not evaluated" title="" id="58" name="Picture"/>
             <a:graphic>
               <a:graphicData uri="http://schemas.openxmlformats.org/drawingml/2006/picture">
                 <pic:pic>
                   <pic:nvPicPr>
-                    <pic:cNvPr descr="../images/guide-s02-grid.png" id="58" name="Picture"/>
+                    <pic:cNvPr descr="../images/guide-s02-grid.png" id="59" name="Picture"/>
                     <pic:cNvPicPr>
                       <a:picLocks noChangeArrowheads="1" noChangeAspect="1"/>
                     </pic:cNvPicPr>
                   </pic:nvPicPr>
                   <pic:blipFill>
-                    <a:blip r:embed="rId56"/>
+                    <a:blip r:embed="rId57"/>
                     <a:stretch>
                       <a:fillRect/>
                     </a:stretch>
@@ -5114,8 +5152,8 @@
         <w:t xml:space="preserve">isolated or widespread.</w:t>
       </w:r>
     </w:p>
-    <w:bookmarkEnd w:id="59"/>
-    <w:bookmarkStart w:id="63" w:name="all-findings"/>
+    <w:bookmarkEnd w:id="60"/>
+    <w:bookmarkStart w:id="64" w:name="all-findings"/>
     <w:p>
       <w:pPr>
         <w:pStyle w:val="Heading2"/>
@@ -5142,18 +5180,18 @@
           <wp:inline>
             <wp:extent cx="5334000" cy="2509404"/>
             <wp:effectExtent b="0" l="0" r="0" t="0"/>
-            <wp:docPr descr="Part of the findings table of S02" title="" id="61" name="Picture"/>
+            <wp:docPr descr="Part of the findings table of S02" title="" id="62" name="Picture"/>
             <a:graphic>
               <a:graphicData uri="http://schemas.openxmlformats.org/drawingml/2006/picture">
                 <pic:pic>
                   <pic:nvPicPr>
-                    <pic:cNvPr descr="../images/guide-s02-findings.png" id="62" name="Picture"/>
+                    <pic:cNvPr descr="../images/guide-s02-findings.png" id="63" name="Picture"/>
                     <pic:cNvPicPr>
                       <a:picLocks noChangeArrowheads="1" noChangeAspect="1"/>
                     </pic:cNvPicPr>
                   </pic:nvPicPr>
                   <pic:blipFill>
-                    <a:blip r:embed="rId60"/>
+                    <a:blip r:embed="rId61"/>
                     <a:stretch>
                       <a:fillRect/>
                     </a:stretch>
@@ -5243,8 +5281,8 @@
         <w:t xml:space="preserve">matches findings.</w:t>
       </w:r>
     </w:p>
-    <w:bookmarkEnd w:id="63"/>
-    <w:bookmarkStart w:id="67" w:name="provenance"/>
+    <w:bookmarkEnd w:id="64"/>
+    <w:bookmarkStart w:id="68" w:name="provenance"/>
     <w:p>
       <w:pPr>
         <w:pStyle w:val="Heading2"/>
@@ -5271,18 +5309,18 @@
           <wp:inline>
             <wp:extent cx="5334000" cy="3727738"/>
             <wp:effectExtent b="0" l="0" r="0" t="0"/>
-            <wp:docPr descr="The provenance table of S02" title="" id="65" name="Picture"/>
+            <wp:docPr descr="The provenance table of S02" title="" id="66" name="Picture"/>
             <a:graphic>
               <a:graphicData uri="http://schemas.openxmlformats.org/drawingml/2006/picture">
                 <pic:pic>
                   <pic:nvPicPr>
-                    <pic:cNvPr descr="../images/guide-s02-provenance.png" id="66" name="Picture"/>
+                    <pic:cNvPr descr="../images/guide-s02-provenance.png" id="67" name="Picture"/>
                     <pic:cNvPicPr>
                       <a:picLocks noChangeArrowheads="1" noChangeAspect="1"/>
                     </pic:cNvPicPr>
                   </pic:nvPicPr>
                   <pic:blipFill>
-                    <a:blip r:embed="rId64"/>
+                    <a:blip r:embed="rId65"/>
                     <a:stretch>
                       <a:fillRect/>
                     </a:stretch>
@@ -5514,8 +5552,8 @@
         </w:tc>
       </w:tr>
     </w:tbl>
-    <w:bookmarkEnd w:id="67"/>
-    <w:bookmarkStart w:id="68" w:name="the-assessment-file"/>
+    <w:bookmarkEnd w:id="68"/>
+    <w:bookmarkStart w:id="69" w:name="the-assessment-file"/>
     <w:p>
       <w:pPr>
         <w:pStyle w:val="Heading2"/>
@@ -5727,9 +5765,9 @@
         <w:t xml:space="preserve">.</w:t>
       </w:r>
     </w:p>
-    <w:bookmarkEnd w:id="68"/>
     <w:bookmarkEnd w:id="69"/>
-    <w:bookmarkStart w:id="78" w:name="the-eight-checks"/>
+    <w:bookmarkEnd w:id="70"/>
+    <w:bookmarkStart w:id="79" w:name="the-eight-checks"/>
     <w:p>
       <w:pPr>
         <w:pStyle w:val="Heading1"/>
@@ -5761,7 +5799,7 @@
         <w:t xml:space="preserve">same one the report prints.</w:t>
       </w:r>
     </w:p>
-    <w:bookmarkStart w:id="70" w:name="r0--input-integrity"/>
+    <w:bookmarkStart w:id="71" w:name="r0--input-integrity"/>
     <w:p>
       <w:pPr>
         <w:pStyle w:val="Heading2"/>
@@ -6404,8 +6442,8 @@
         <w:t xml:space="preserve">attributed to any obligation. A finding about a record outside the scope is advisory.</w:t>
       </w:r>
     </w:p>
-    <w:bookmarkEnd w:id="70"/>
-    <w:bookmarkStart w:id="71" w:name="r1--scope-and-coverage"/>
+    <w:bookmarkEnd w:id="71"/>
+    <w:bookmarkStart w:id="72" w:name="r1--scope-and-coverage"/>
     <w:p>
       <w:pPr>
         <w:pStyle w:val="Heading2"/>
@@ -7073,8 +7111,8 @@
         <w:t xml:space="preserve">expected work to compare against.</w:t>
       </w:r>
     </w:p>
-    <w:bookmarkEnd w:id="71"/>
-    <w:bookmarkStart w:id="72" w:name="r2--inspection-cardinality"/>
+    <w:bookmarkEnd w:id="72"/>
+    <w:bookmarkStart w:id="73" w:name="r2--inspection-cardinality"/>
     <w:p>
       <w:pPr>
         <w:pStyle w:val="Heading2"/>
@@ -7460,8 +7498,8 @@
         </w:tc>
       </w:tr>
     </w:tbl>
-    <w:bookmarkEnd w:id="72"/>
-    <w:bookmarkStart w:id="73" w:name="r3--identity-consistency"/>
+    <w:bookmarkEnd w:id="73"/>
+    <w:bookmarkStart w:id="74" w:name="r3--identity-consistency"/>
     <w:p>
       <w:pPr>
         <w:pStyle w:val="Heading2"/>
@@ -7797,8 +7835,8 @@
         </w:tc>
       </w:tr>
     </w:tbl>
-    <w:bookmarkEnd w:id="73"/>
-    <w:bookmarkStart w:id="74" w:name="r4--required-artifacts"/>
+    <w:bookmarkEnd w:id="74"/>
+    <w:bookmarkStart w:id="75" w:name="r4--required-artifacts"/>
     <w:p>
       <w:pPr>
         <w:pStyle w:val="Heading2"/>
@@ -8086,8 +8124,8 @@
         </w:tc>
       </w:tr>
     </w:tbl>
-    <w:bookmarkEnd w:id="74"/>
-    <w:bookmarkStart w:id="75" w:name="r5--artifact-availability"/>
+    <w:bookmarkEnd w:id="75"/>
+    <w:bookmarkStart w:id="76" w:name="r5--artifact-availability"/>
     <w:p>
       <w:pPr>
         <w:pStyle w:val="Heading2"/>
@@ -8523,8 +8561,8 @@
         <w:t xml:space="preserve">"A file differing only in letter case exists".</w:t>
       </w:r>
     </w:p>
-    <w:bookmarkEnd w:id="75"/>
-    <w:bookmarkStart w:id="76" w:name="r6--approval-binding"/>
+    <w:bookmarkEnd w:id="76"/>
+    <w:bookmarkStart w:id="77" w:name="r6--approval-binding"/>
     <w:p>
       <w:pPr>
         <w:pStyle w:val="Heading2"/>
@@ -9386,8 +9424,8 @@
         <w:t xml:space="preserve">.</w:t>
       </w:r>
     </w:p>
-    <w:bookmarkEnd w:id="76"/>
-    <w:bookmarkStart w:id="77" w:name="r7--unmatched-records-advisory"/>
+    <w:bookmarkEnd w:id="77"/>
+    <w:bookmarkStart w:id="78" w:name="r7--unmatched-records-advisory"/>
     <w:p>
       <w:pPr>
         <w:pStyle w:val="Heading2"/>
@@ -9456,9 +9494,9 @@
         <w:t xml:space="preserve">means every captured current inspection references an in-scope obligation.</w:t>
       </w:r>
     </w:p>
-    <w:bookmarkEnd w:id="77"/>
     <w:bookmarkEnd w:id="78"/>
-    <w:bookmarkStart w:id="81" w:name="comparing-runs"/>
+    <w:bookmarkEnd w:id="79"/>
+    <w:bookmarkStart w:id="82" w:name="comparing-runs"/>
     <w:p>
       <w:pPr>
         <w:pStyle w:val="Heading1"/>
@@ -9476,7 +9514,7 @@
         <w:t xml:space="preserve">Comparing runs</w:t>
       </w:r>
     </w:p>
-    <w:bookmarkStart w:id="79" w:name="running-compare"/>
+    <w:bookmarkStart w:id="80" w:name="running-compare"/>
     <w:p>
       <w:pPr>
         <w:pStyle w:val="Heading2"/>
@@ -9635,8 +9673,8 @@
         <w:t xml:space="preserve">or requiredness differ. Explanation texts and evidence locators are not compared.</w:t>
       </w:r>
     </w:p>
-    <w:bookmarkEnd w:id="79"/>
-    <w:bookmarkStart w:id="80" w:name="reading-comparisonjson"/>
+    <w:bookmarkEnd w:id="80"/>
+    <w:bookmarkStart w:id="81" w:name="reading-comparisonjson"/>
     <w:p>
       <w:pPr>
         <w:pStyle w:val="Heading2"/>
@@ -10538,9 +10576,9 @@
         <w:t xml:space="preserve">refuses to write over either of its inputs.</w:t>
       </w:r>
     </w:p>
-    <w:bookmarkEnd w:id="80"/>
     <w:bookmarkEnd w:id="81"/>
-    <w:bookmarkStart w:id="99" w:name="a-guided-tour"/>
+    <w:bookmarkEnd w:id="82"/>
+    <w:bookmarkStart w:id="100" w:name="a-guided-tour"/>
     <w:p>
       <w:pPr>
         <w:pStyle w:val="Heading1"/>
@@ -10566,7 +10604,7 @@
         <w:t xml:space="preserve">Five scenarios show the tool's behavior from start to finish. Each command below was run as printed.</w:t>
       </w:r>
     </w:p>
-    <w:bookmarkStart w:id="85" w:name="X5e145f32f157559efcb8a1fd6bebec18b9e24fb"/>
+    <w:bookmarkStart w:id="86" w:name="X5e145f32f157559efcb8a1fd6bebec18b9e24fb"/>
     <w:p>
       <w:pPr>
         <w:pStyle w:val="Heading2"/>
@@ -10826,18 +10864,18 @@
           <wp:inline>
             <wp:extent cx="5334000" cy="3151909"/>
             <wp:effectExtent b="0" l="0" r="0" t="0"/>
-            <wp:docPr descr="The S06 report: no root findings, and the project is ready for review" title="" id="83" name="Picture"/>
+            <wp:docPr descr="The S06 report: no root findings, and the project is ready for review" title="" id="84" name="Picture"/>
             <a:graphic>
               <a:graphicData uri="http://schemas.openxmlformats.org/drawingml/2006/picture">
                 <pic:pic>
                   <pic:nvPicPr>
-                    <pic:cNvPr descr="../images/guide-s06-ready.png" id="84" name="Picture"/>
+                    <pic:cNvPr descr="../images/guide-s06-ready.png" id="85" name="Picture"/>
                     <pic:cNvPicPr>
                       <a:picLocks noChangeArrowheads="1" noChangeAspect="1"/>
                     </pic:cNvPicPr>
                   </pic:nvPicPr>
                   <pic:blipFill>
-                    <a:blip r:embed="rId82"/>
+                    <a:blip r:embed="rId83"/>
                     <a:stretch>
                       <a:fillRect/>
                     </a:stretch>
@@ -10887,8 +10925,8 @@
         <w:t xml:space="preserve">everything that depended on it.</w:t>
       </w:r>
     </w:p>
-    <w:bookmarkEnd w:id="85"/>
-    <w:bookmarkStart w:id="86" w:name="s05-an-incomplete-capture"/>
+    <w:bookmarkEnd w:id="86"/>
+    <w:bookmarkStart w:id="87" w:name="s05-an-incomplete-capture"/>
     <w:p>
       <w:pPr>
         <w:pStyle w:val="Heading2"/>
@@ -11052,8 +11090,8 @@
         <w:t xml:space="preserve">dependent; they resolve once a complete capture replaces this one.</w:t>
       </w:r>
     </w:p>
-    <w:bookmarkEnd w:id="86"/>
-    <w:bookmarkStart w:id="90" w:name="X900497ed4382f06dd95c8ce16e24f27dc6ad85a"/>
+    <w:bookmarkEnd w:id="87"/>
+    <w:bookmarkStart w:id="91" w:name="X900497ed4382f06dd95c8ce16e24f27dc6ad85a"/>
     <w:p>
       <w:pPr>
         <w:pStyle w:val="Heading2"/>
@@ -11168,18 +11206,18 @@
           <wp:inline>
             <wp:extent cx="5334000" cy="7243329"/>
             <wp:effectExtent b="0" l="0" r="0" t="0"/>
-            <wp:docPr descr="The S08 root finding: the evidence changed after approval" title="" id="88" name="Picture"/>
+            <wp:docPr descr="The S08 root finding: the evidence changed after approval" title="" id="89" name="Picture"/>
             <a:graphic>
               <a:graphicData uri="http://schemas.openxmlformats.org/drawingml/2006/picture">
                 <pic:pic>
                   <pic:nvPicPr>
-                    <pic:cNvPr descr="../images/guide-s08-root.png" id="89" name="Picture"/>
+                    <pic:cNvPr descr="../images/guide-s08-root.png" id="90" name="Picture"/>
                     <pic:cNvPicPr>
                       <a:picLocks noChangeArrowheads="1" noChangeAspect="1"/>
                     </pic:cNvPicPr>
                   </pic:nvPicPr>
                   <pic:blipFill>
-                    <a:blip r:embed="rId87"/>
+                    <a:blip r:embed="rId88"/>
                     <a:stretch>
                       <a:fillRect/>
                     </a:stretch>
@@ -11238,8 +11276,8 @@
         <w:t xml:space="preserve">change cannot be seen, which is why digest binding is the default.</w:t>
       </w:r>
     </w:p>
-    <w:bookmarkEnd w:id="90"/>
-    <w:bookmarkStart w:id="94" w:name="s12-attachments-that-were-not-captured"/>
+    <w:bookmarkEnd w:id="91"/>
+    <w:bookmarkStart w:id="95" w:name="s12-attachments-that-were-not-captured"/>
     <w:p>
       <w:pPr>
         <w:pStyle w:val="Heading2"/>
@@ -11378,18 +11416,18 @@
           <wp:inline>
             <wp:extent cx="5334000" cy="6279572"/>
             <wp:effectExtent b="0" l="0" r="0" t="0"/>
-            <wp:docPr descr="S12: the evidence coverage is partial, so the missing file is NOT_CAPTURED rather than FILE_ABSENT" title="" id="92" name="Picture"/>
+            <wp:docPr descr="S12: the evidence coverage is partial, so the missing file is NOT_CAPTURED rather than FILE_ABSENT" title="" id="93" name="Picture"/>
             <a:graphic>
               <a:graphicData uri="http://schemas.openxmlformats.org/drawingml/2006/picture">
                 <pic:pic>
                   <pic:nvPicPr>
-                    <pic:cNvPr descr="../images/guide-s12-root.png" id="93" name="Picture"/>
+                    <pic:cNvPr descr="../images/guide-s12-root.png" id="94" name="Picture"/>
                     <pic:cNvPicPr>
                       <a:picLocks noChangeArrowheads="1" noChangeAspect="1"/>
                     </pic:cNvPicPr>
                   </pic:nvPicPr>
                   <pic:blipFill>
-                    <a:blip r:embed="rId91"/>
+                    <a:blip r:embed="rId92"/>
                     <a:stretch>
                       <a:fillRect/>
                     </a:stretch>
@@ -11469,8 +11507,8 @@
         <w:t xml:space="preserve">, a FAIL. The tool does not accuse a file it was never shown.</w:t>
       </w:r>
     </w:p>
-    <w:bookmarkEnd w:id="94"/>
-    <w:bookmarkStart w:id="98" w:name="Xcecd81e5d5024e003d8d216849f54e3c6bfdbbe"/>
+    <w:bookmarkEnd w:id="95"/>
+    <w:bookmarkStart w:id="99" w:name="Xcecd81e5d5024e003d8d216849f54e3c6bfdbbe"/>
     <w:p>
       <w:pPr>
         <w:pStyle w:val="Heading2"/>
@@ -11609,18 +11647,18 @@
           <wp:inline>
             <wp:extent cx="5334000" cy="4843029"/>
             <wp:effectExtent b="0" l="0" r="0" t="0"/>
-            <wp:docPr descr="S17: an unmapped Quickbase choice is reported, never guessed" title="" id="96" name="Picture"/>
+            <wp:docPr descr="S17: an unmapped Quickbase choice is reported, never guessed" title="" id="97" name="Picture"/>
             <a:graphic>
               <a:graphicData uri="http://schemas.openxmlformats.org/drawingml/2006/picture">
                 <pic:pic>
                   <pic:nvPicPr>
-                    <pic:cNvPr descr="../images/guide-s17-root.png" id="97" name="Picture"/>
+                    <pic:cNvPr descr="../images/guide-s17-root.png" id="98" name="Picture"/>
                     <pic:cNvPicPr>
                       <a:picLocks noChangeArrowheads="1" noChangeAspect="1"/>
                     </pic:cNvPicPr>
                   </pic:nvPicPr>
                   <pic:blipFill>
-                    <a:blip r:embed="rId95"/>
+                    <a:blip r:embed="rId96"/>
                     <a:stretch>
                       <a:fillRect/>
                     </a:stretch>
@@ -11673,9 +11711,9 @@
         <w:t xml:space="preserve">new choice means, then extend the value map. Until then, O-006's checks are NOT_EVALUATED.</w:t>
       </w:r>
     </w:p>
-    <w:bookmarkEnd w:id="98"/>
     <w:bookmarkEnd w:id="99"/>
-    <w:bookmarkStart w:id="103" w:name="troubleshooting"/>
+    <w:bookmarkEnd w:id="100"/>
+    <w:bookmarkStart w:id="104" w:name="troubleshooting"/>
     <w:p>
       <w:pPr>
         <w:pStyle w:val="Heading1"/>
@@ -11693,7 +11731,7 @@
         <w:t xml:space="preserve">Troubleshooting</w:t>
       </w:r>
     </w:p>
-    <w:bookmarkStart w:id="101" w:name="the-command-stopped-with-exit-code-2"/>
+    <w:bookmarkStart w:id="102" w:name="the-command-stopped-with-exit-code-2"/>
     <w:p>
       <w:pPr>
         <w:pStyle w:val="Heading2"/>
@@ -12281,7 +12319,7 @@
       <w:r>
         <w:t xml:space="preserve"> </w:t>
       </w:r>
-      <w:hyperlink r:id="rId100">
+      <w:hyperlink r:id="rId101">
         <w:r>
           <w:rPr>
             <w:rStyle w:val="Hyperlink"/>
@@ -12296,8 +12334,8 @@
         <w:t xml:space="preserve">lists every code.</w:t>
       </w:r>
     </w:p>
-    <w:bookmarkEnd w:id="101"/>
-    <w:bookmarkStart w:id="102" w:name="common-questions"/>
+    <w:bookmarkEnd w:id="102"/>
+    <w:bookmarkStart w:id="103" w:name="common-questions"/>
     <w:p>
       <w:pPr>
         <w:pStyle w:val="Heading2"/>
@@ -12525,9 +12563,9 @@
         <w:t xml:space="preserve">diagnostics on standard error as JSON lines.</w:t>
       </w:r>
     </w:p>
-    <w:bookmarkEnd w:id="102"/>
     <w:bookmarkEnd w:id="103"/>
-    <w:bookmarkStart w:id="104" w:name="glossary"/>
+    <w:bookmarkEnd w:id="104"/>
+    <w:bookmarkStart w:id="105" w:name="glossary"/>
     <w:p>
       <w:pPr>
         <w:pStyle w:val="Heading1"/>
@@ -12952,7 +12990,7 @@
         </w:tc>
       </w:tr>
     </w:tbl>
-    <w:bookmarkEnd w:id="104"/>
+    <w:bookmarkEnd w:id="105"/>
     <w:sectPr>
       <w:footnotePr>
         <w:numRestart w:val="eachSect"/>

--- a/docs/guide/inspection-reconcile-user-guide.docx
+++ b/docs/guide/inspection-reconcile-user-guide.docx
@@ -1100,7 +1100,7 @@
     </w:tbl>
     <w:bookmarkEnd w:id="18"/>
     <w:bookmarkEnd w:id="19"/>
-    <w:bookmarkStart w:id="27" w:name="quick-start"/>
+    <w:bookmarkStart w:id="28" w:name="quick-start"/>
     <w:p>
       <w:pPr>
         <w:pStyle w:val="Heading1"/>
@@ -1343,7 +1343,7 @@
       </w:r>
     </w:p>
     <w:bookmarkEnd w:id="21"/>
-    <w:bookmarkStart w:id="26" w:name="open-the-results"/>
+    <w:bookmarkStart w:id="27" w:name="open-the-results"/>
     <w:p>
       <w:pPr>
         <w:pStyle w:val="Heading2"/>
@@ -1476,10 +1476,30 @@
       <w:r>
         <w:t xml:space="preserve">rebuilt from the main branch after every successful test run, so you can browse them before installing anything.</w:t>
       </w:r>
-    </w:p>
-    <w:bookmarkEnd w:id="26"/>
+      <w:r>
+        <w:t xml:space="preserve"> </w:t>
+      </w:r>
+      <w:r>
+        <w:t xml:space="preserve">The project page,</w:t>
+      </w:r>
+      <w:r>
+        <w:t xml:space="preserve"> </w:t>
+      </w:r>
+      <w:hyperlink r:id="rId26">
+        <w:r>
+          <w:rPr>
+            <w:rStyle w:val="Hyperlink"/>
+          </w:rPr>
+          <w:t xml:space="preserve">opnaorta.ai/inspection-reconcile</w:t>
+        </w:r>
+      </w:hyperlink>
+      <w:r>
+        <w:t xml:space="preserve">, gives an overview.</w:t>
+      </w:r>
+    </w:p>
     <w:bookmarkEnd w:id="27"/>
-    <w:bookmarkStart w:id="35" w:name="key-ideas"/>
+    <w:bookmarkEnd w:id="28"/>
+    <w:bookmarkStart w:id="36" w:name="key-ideas"/>
     <w:p>
       <w:pPr>
         <w:pStyle w:val="Heading1"/>
@@ -1497,7 +1517,7 @@
         <w:t xml:space="preserve">Key ideas</w:t>
       </w:r>
     </w:p>
-    <w:bookmarkStart w:id="28" w:name="obligations-records-and-evidence"/>
+    <w:bookmarkStart w:id="29" w:name="obligations-records-and-evidence"/>
     <w:p>
       <w:pPr>
         <w:pStyle w:val="Heading2"/>
@@ -1752,8 +1772,8 @@
         <w:t xml:space="preserve">or as the list of artifact revisions it saw.</w:t>
       </w:r>
     </w:p>
-    <w:bookmarkEnd w:id="28"/>
-    <w:bookmarkStart w:id="29" w:name="outcomes-pass-fail-unknown-not_evaluated"/>
+    <w:bookmarkEnd w:id="29"/>
+    <w:bookmarkStart w:id="30" w:name="outcomes-pass-fail-unknown-not_evaluated"/>
     <w:p>
       <w:pPr>
         <w:pStyle w:val="Heading2"/>
@@ -1944,8 +1964,8 @@
         </w:tc>
       </w:tr>
     </w:tbl>
-    <w:bookmarkEnd w:id="29"/>
-    <w:bookmarkStart w:id="30" w:name="why-unknown-is-not-pass"/>
+    <w:bookmarkEnd w:id="30"/>
+    <w:bookmarkStart w:id="31" w:name="why-unknown-is-not-pass"/>
     <w:p>
       <w:pPr>
         <w:pStyle w:val="Heading2"/>
@@ -2033,8 +2053,8 @@
         <w:t xml:space="preserve">) until the capture is known to be complete.</w:t>
       </w:r>
     </w:p>
-    <w:bookmarkEnd w:id="30"/>
-    <w:bookmarkStart w:id="31" w:name="project-status"/>
+    <w:bookmarkEnd w:id="31"/>
+    <w:bookmarkStart w:id="32" w:name="project-status"/>
     <w:p>
       <w:pPr>
         <w:pStyle w:val="Heading2"/>
@@ -2207,8 +2227,8 @@
         <w:t xml:space="preserve">: it is reported but never changes the status.</w:t>
       </w:r>
     </w:p>
-    <w:bookmarkEnd w:id="31"/>
-    <w:bookmarkStart w:id="32" w:name="roots-dependencies-and-blocked_by"/>
+    <w:bookmarkEnd w:id="32"/>
+    <w:bookmarkStart w:id="33" w:name="roots-dependencies-and-blocked_by"/>
     <w:p>
       <w:pPr>
         <w:pStyle w:val="Heading2"/>
@@ -2312,8 +2332,8 @@
         <w:t xml:space="preserve">first is fixed.</w:t>
       </w:r>
     </w:p>
-    <w:bookmarkEnd w:id="32"/>
-    <w:bookmarkStart w:id="33" w:name="coverage-how-complete-is-the-capture"/>
+    <w:bookmarkEnd w:id="33"/>
+    <w:bookmarkStart w:id="34" w:name="coverage-how-complete-is-the-capture"/>
     <w:p>
       <w:pPr>
         <w:pStyle w:val="Heading2"/>
@@ -2495,8 +2515,8 @@
         <w:t xml:space="preserve">Incomplete coverage turns absences into UNKNOWN rather than FAIL. That is exactly fact 2 above.</w:t>
       </w:r>
     </w:p>
-    <w:bookmarkEnd w:id="33"/>
-    <w:bookmarkStart w:id="34" w:name="requirement-packs"/>
+    <w:bookmarkEnd w:id="34"/>
+    <w:bookmarkStart w:id="35" w:name="requirement-packs"/>
     <w:p>
       <w:pPr>
         <w:pStyle w:val="Heading2"/>
@@ -2624,9 +2644,9 @@
         <w:t xml:space="preserve">.</w:t>
       </w:r>
     </w:p>
-    <w:bookmarkEnd w:id="34"/>
     <w:bookmarkEnd w:id="35"/>
-    <w:bookmarkStart w:id="42" w:name="running-an-assessment"/>
+    <w:bookmarkEnd w:id="36"/>
+    <w:bookmarkStart w:id="43" w:name="running-an-assessment"/>
     <w:p>
       <w:pPr>
         <w:pStyle w:val="Heading1"/>
@@ -2644,7 +2664,7 @@
         <w:t xml:space="preserve">Running an assessment</w:t>
       </w:r>
     </w:p>
-    <w:bookmarkStart w:id="36" w:name="from-a-canonical-snapshot"/>
+    <w:bookmarkStart w:id="37" w:name="from-a-canonical-snapshot"/>
     <w:p>
       <w:pPr>
         <w:pStyle w:val="Heading2"/>
@@ -2925,8 +2945,8 @@
         </w:tc>
       </w:tr>
     </w:tbl>
-    <w:bookmarkEnd w:id="36"/>
-    <w:bookmarkStart w:id="37" w:name="from-a-quickbase-shaped-export"/>
+    <w:bookmarkEnd w:id="37"/>
+    <w:bookmarkStart w:id="38" w:name="from-a-quickbase-shaped-export"/>
     <w:p>
       <w:pPr>
         <w:pStyle w:val="Heading2"/>
@@ -3130,8 +3150,8 @@
         <w:t xml:space="preserve">.</w:t>
       </w:r>
     </w:p>
-    <w:bookmarkEnd w:id="37"/>
-    <w:bookmarkStart w:id="38" w:name="the-summary-line-and-the-exit-code"/>
+    <w:bookmarkEnd w:id="38"/>
+    <w:bookmarkStart w:id="39" w:name="the-summary-line-and-the-exit-code"/>
     <w:p>
       <w:pPr>
         <w:pStyle w:val="Heading2"/>
@@ -3413,8 +3433,8 @@
         <w:t xml:space="preserve">always writes its outputs before it exits with 10 or 11. Exit code 1 is never used on purpose.</w:t>
       </w:r>
     </w:p>
-    <w:bookmarkEnd w:id="38"/>
-    <w:bookmarkStart w:id="39" w:name="what-gets-written"/>
+    <w:bookmarkEnd w:id="39"/>
+    <w:bookmarkStart w:id="40" w:name="what-gets-written"/>
     <w:p>
       <w:pPr>
         <w:pStyle w:val="Heading2"/>
@@ -3660,8 +3680,8 @@
         <w:t xml:space="preserve">records when and where the run happened.</w:t>
       </w:r>
     </w:p>
-    <w:bookmarkEnd w:id="39"/>
-    <w:bookmarkStart w:id="40" w:name="output-folders-and---force"/>
+    <w:bookmarkEnd w:id="40"/>
+    <w:bookmarkStart w:id="41" w:name="output-folders-and---force"/>
     <w:p>
       <w:pPr>
         <w:pStyle w:val="Heading2"/>
@@ -3833,8 +3853,8 @@
         <w:t xml:space="preserve">, and never deletes a file it did not write itself.</w:t>
       </w:r>
     </w:p>
-    <w:bookmarkEnd w:id="40"/>
-    <w:bookmarkStart w:id="41" w:name="checking-inputs-before-a-run-validate"/>
+    <w:bookmarkEnd w:id="41"/>
+    <w:bookmarkStart w:id="42" w:name="checking-inputs-before-a-run-validate"/>
     <w:p>
       <w:pPr>
         <w:pStyle w:val="Heading2"/>
@@ -3989,9 +4009,9 @@
         <w:t xml:space="preserve">It exits 0 when the inputs can be assessed and 2 when a configuration problem must be fixed first.</w:t>
       </w:r>
     </w:p>
-    <w:bookmarkEnd w:id="41"/>
     <w:bookmarkEnd w:id="42"/>
-    <w:bookmarkStart w:id="70" w:name="reading-the-report"/>
+    <w:bookmarkEnd w:id="43"/>
+    <w:bookmarkStart w:id="71" w:name="reading-the-report"/>
     <w:p>
       <w:pPr>
         <w:pStyle w:val="Heading1"/>
@@ -4038,7 +4058,7 @@
         <w:t xml:space="preserve">order below.</w:t>
       </w:r>
     </w:p>
-    <w:bookmarkStart w:id="46" w:name="the-header"/>
+    <w:bookmarkStart w:id="47" w:name="the-header"/>
     <w:p>
       <w:pPr>
         <w:pStyle w:val="Heading2"/>
@@ -4065,18 +4085,18 @@
           <wp:inline>
             <wp:extent cx="5334000" cy="2988252"/>
             <wp:effectExtent b="0" l="0" r="0" t="0"/>
-            <wp:docPr descr="The header of the S02 report, with the meaning of each status" title="" id="44" name="Picture"/>
+            <wp:docPr descr="The header of the S02 report, with the meaning of each status" title="" id="45" name="Picture"/>
             <a:graphic>
               <a:graphicData uri="http://schemas.openxmlformats.org/drawingml/2006/picture">
                 <pic:pic>
                   <pic:nvPicPr>
-                    <pic:cNvPr descr="../images/guide-s02-header.png" id="45" name="Picture"/>
+                    <pic:cNvPr descr="../images/guide-s02-header.png" id="46" name="Picture"/>
                     <pic:cNvPicPr>
                       <a:picLocks noChangeArrowheads="1" noChangeAspect="1"/>
                     </pic:cNvPicPr>
                   </pic:nvPicPr>
                   <pic:blipFill>
-                    <a:blip r:embed="rId43"/>
+                    <a:blip r:embed="rId44"/>
                     <a:stretch>
                       <a:fillRect/>
                     </a:stretch>
@@ -4246,8 +4266,8 @@
         <w:t xml:space="preserve">. Hover over it for the full value.</w:t>
       </w:r>
     </w:p>
-    <w:bookmarkEnd w:id="46"/>
-    <w:bookmarkStart w:id="47" w:name="what-this-result-means"/>
+    <w:bookmarkEnd w:id="47"/>
+    <w:bookmarkStart w:id="48" w:name="what-this-result-means"/>
     <w:p>
       <w:pPr>
         <w:pStyle w:val="Heading2"/>
@@ -4279,8 +4299,8 @@
         <w:t xml:space="preserve">same on every report, so a reader who receives only the report has the definitions at hand.</w:t>
       </w:r>
     </w:p>
-    <w:bookmarkEnd w:id="47"/>
-    <w:bookmarkStart w:id="51" w:name="coverage"/>
+    <w:bookmarkEnd w:id="48"/>
+    <w:bookmarkStart w:id="52" w:name="coverage"/>
     <w:p>
       <w:pPr>
         <w:pStyle w:val="Heading2"/>
@@ -4307,18 +4327,18 @@
           <wp:inline>
             <wp:extent cx="5334000" cy="4030806"/>
             <wp:effectExtent b="0" l="0" r="0" t="0"/>
-            <wp:docPr descr="The coverage table and summary of S05, a capture interrupted halfway" title="" id="49" name="Picture"/>
+            <wp:docPr descr="The coverage table and summary of S05, a capture interrupted halfway" title="" id="50" name="Picture"/>
             <a:graphic>
               <a:graphicData uri="http://schemas.openxmlformats.org/drawingml/2006/picture">
                 <pic:pic>
                   <pic:nvPicPr>
-                    <pic:cNvPr descr="../images/guide-s05-coverage.png" id="50" name="Picture"/>
+                    <pic:cNvPr descr="../images/guide-s05-coverage.png" id="51" name="Picture"/>
                     <pic:cNvPicPr>
                       <a:picLocks noChangeArrowheads="1" noChangeAspect="1"/>
                     </pic:cNvPicPr>
                   </pic:nvPicPr>
                   <pic:blipFill>
-                    <a:blip r:embed="rId48"/>
+                    <a:blip r:embed="rId49"/>
                     <a:stretch>
                       <a:fillRect/>
                     </a:stretch>
@@ -4582,8 +4602,8 @@
         <w:t xml:space="preserve">, absences in that dataset become UNKNOWN instead of FAIL.</w:t>
       </w:r>
     </w:p>
-    <w:bookmarkEnd w:id="51"/>
-    <w:bookmarkStart w:id="52" w:name="summary-counts"/>
+    <w:bookmarkEnd w:id="52"/>
+    <w:bookmarkStart w:id="53" w:name="summary-counts"/>
     <w:p>
       <w:pPr>
         <w:pStyle w:val="Heading2"/>
@@ -4783,8 +4803,8 @@
         </w:tc>
       </w:tr>
     </w:tbl>
-    <w:bookmarkEnd w:id="52"/>
-    <w:bookmarkStart w:id="56" w:name="root-findings"/>
+    <w:bookmarkEnd w:id="53"/>
+    <w:bookmarkStart w:id="57" w:name="root-findings"/>
     <w:p>
       <w:pPr>
         <w:pStyle w:val="Heading2"/>
@@ -4811,18 +4831,18 @@
           <wp:inline>
             <wp:extent cx="5334000" cy="4352059"/>
             <wp:effectExtent b="0" l="0" r="0" t="0"/>
-            <wp:docPr descr="The root finding of S02: obligation O-017 has no current inspection" title="" id="54" name="Picture"/>
+            <wp:docPr descr="The root finding of S02: obligation O-017 has no current inspection" title="" id="55" name="Picture"/>
             <a:graphic>
               <a:graphicData uri="http://schemas.openxmlformats.org/drawingml/2006/picture">
                 <pic:pic>
                   <pic:nvPicPr>
-                    <pic:cNvPr descr="../images/guide-s02-root.png" id="55" name="Picture"/>
+                    <pic:cNvPr descr="../images/guide-s02-root.png" id="56" name="Picture"/>
                     <pic:cNvPicPr>
                       <a:picLocks noChangeArrowheads="1" noChangeAspect="1"/>
                     </pic:cNvPicPr>
                   </pic:nvPicPr>
                   <pic:blipFill>
-                    <a:blip r:embed="rId53"/>
+                    <a:blip r:embed="rId54"/>
                     <a:stretch>
                       <a:fillRect/>
                     </a:stretch>
@@ -5012,8 +5032,8 @@
         <w:t xml:space="preserve">: how many findings depend on this one, directly or through others.</w:t>
       </w:r>
     </w:p>
-    <w:bookmarkEnd w:id="56"/>
-    <w:bookmarkStart w:id="60" w:name="the-obligation-grid"/>
+    <w:bookmarkEnd w:id="57"/>
+    <w:bookmarkStart w:id="61" w:name="the-obligation-grid"/>
     <w:p>
       <w:pPr>
         <w:pStyle w:val="Heading2"/>
@@ -5040,18 +5060,18 @@
           <wp:inline>
             <wp:extent cx="5334000" cy="2412422"/>
             <wp:effectExtent b="0" l="0" r="0" t="0"/>
-            <wp:docPr descr="Part of the obligation grid of S02: O-017 fails R2, and its R3 to R6 are not evaluated" title="" id="58" name="Picture"/>
+            <wp:docPr descr="Part of the obligation grid of S02: O-017 fails R2, and its R3 to R6 are not evaluated" title="" id="59" name="Picture"/>
             <a:graphic>
               <a:graphicData uri="http://schemas.openxmlformats.org/drawingml/2006/picture">
                 <pic:pic>
                   <pic:nvPicPr>
-                    <pic:cNvPr descr="../images/guide-s02-grid.png" id="59" name="Picture"/>
+                    <pic:cNvPr descr="../images/guide-s02-grid.png" id="60" name="Picture"/>
                     <pic:cNvPicPr>
                       <a:picLocks noChangeArrowheads="1" noChangeAspect="1"/>
                     </pic:cNvPicPr>
                   </pic:nvPicPr>
                   <pic:blipFill>
-                    <a:blip r:embed="rId57"/>
+                    <a:blip r:embed="rId58"/>
                     <a:stretch>
                       <a:fillRect/>
                     </a:stretch>
@@ -5152,8 +5172,8 @@
         <w:t xml:space="preserve">isolated or widespread.</w:t>
       </w:r>
     </w:p>
-    <w:bookmarkEnd w:id="60"/>
-    <w:bookmarkStart w:id="64" w:name="all-findings"/>
+    <w:bookmarkEnd w:id="61"/>
+    <w:bookmarkStart w:id="65" w:name="all-findings"/>
     <w:p>
       <w:pPr>
         <w:pStyle w:val="Heading2"/>
@@ -5180,18 +5200,18 @@
           <wp:inline>
             <wp:extent cx="5334000" cy="2509404"/>
             <wp:effectExtent b="0" l="0" r="0" t="0"/>
-            <wp:docPr descr="Part of the findings table of S02" title="" id="62" name="Picture"/>
+            <wp:docPr descr="Part of the findings table of S02" title="" id="63" name="Picture"/>
             <a:graphic>
               <a:graphicData uri="http://schemas.openxmlformats.org/drawingml/2006/picture">
                 <pic:pic>
                   <pic:nvPicPr>
-                    <pic:cNvPr descr="../images/guide-s02-findings.png" id="63" name="Picture"/>
+                    <pic:cNvPr descr="../images/guide-s02-findings.png" id="64" name="Picture"/>
                     <pic:cNvPicPr>
                       <a:picLocks noChangeArrowheads="1" noChangeAspect="1"/>
                     </pic:cNvPicPr>
                   </pic:nvPicPr>
                   <pic:blipFill>
-                    <a:blip r:embed="rId61"/>
+                    <a:blip r:embed="rId62"/>
                     <a:stretch>
                       <a:fillRect/>
                     </a:stretch>
@@ -5281,8 +5301,8 @@
         <w:t xml:space="preserve">matches findings.</w:t>
       </w:r>
     </w:p>
-    <w:bookmarkEnd w:id="64"/>
-    <w:bookmarkStart w:id="68" w:name="provenance"/>
+    <w:bookmarkEnd w:id="65"/>
+    <w:bookmarkStart w:id="69" w:name="provenance"/>
     <w:p>
       <w:pPr>
         <w:pStyle w:val="Heading2"/>
@@ -5309,18 +5329,18 @@
           <wp:inline>
             <wp:extent cx="5334000" cy="3727738"/>
             <wp:effectExtent b="0" l="0" r="0" t="0"/>
-            <wp:docPr descr="The provenance table of S02" title="" id="66" name="Picture"/>
+            <wp:docPr descr="The provenance table of S02" title="" id="67" name="Picture"/>
             <a:graphic>
               <a:graphicData uri="http://schemas.openxmlformats.org/drawingml/2006/picture">
                 <pic:pic>
                   <pic:nvPicPr>
-                    <pic:cNvPr descr="../images/guide-s02-provenance.png" id="67" name="Picture"/>
+                    <pic:cNvPr descr="../images/guide-s02-provenance.png" id="68" name="Picture"/>
                     <pic:cNvPicPr>
                       <a:picLocks noChangeArrowheads="1" noChangeAspect="1"/>
                     </pic:cNvPicPr>
                   </pic:nvPicPr>
                   <pic:blipFill>
-                    <a:blip r:embed="rId65"/>
+                    <a:blip r:embed="rId66"/>
                     <a:stretch>
                       <a:fillRect/>
                     </a:stretch>
@@ -5552,8 +5572,8 @@
         </w:tc>
       </w:tr>
     </w:tbl>
-    <w:bookmarkEnd w:id="68"/>
-    <w:bookmarkStart w:id="69" w:name="the-assessment-file"/>
+    <w:bookmarkEnd w:id="69"/>
+    <w:bookmarkStart w:id="70" w:name="the-assessment-file"/>
     <w:p>
       <w:pPr>
         <w:pStyle w:val="Heading2"/>
@@ -5765,9 +5785,9 @@
         <w:t xml:space="preserve">.</w:t>
       </w:r>
     </w:p>
-    <w:bookmarkEnd w:id="69"/>
     <w:bookmarkEnd w:id="70"/>
-    <w:bookmarkStart w:id="79" w:name="the-eight-checks"/>
+    <w:bookmarkEnd w:id="71"/>
+    <w:bookmarkStart w:id="80" w:name="the-eight-checks"/>
     <w:p>
       <w:pPr>
         <w:pStyle w:val="Heading1"/>
@@ -5799,7 +5819,7 @@
         <w:t xml:space="preserve">same one the report prints.</w:t>
       </w:r>
     </w:p>
-    <w:bookmarkStart w:id="71" w:name="r0--input-integrity"/>
+    <w:bookmarkStart w:id="72" w:name="r0--input-integrity"/>
     <w:p>
       <w:pPr>
         <w:pStyle w:val="Heading2"/>
@@ -6442,8 +6462,8 @@
         <w:t xml:space="preserve">attributed to any obligation. A finding about a record outside the scope is advisory.</w:t>
       </w:r>
     </w:p>
-    <w:bookmarkEnd w:id="71"/>
-    <w:bookmarkStart w:id="72" w:name="r1--scope-and-coverage"/>
+    <w:bookmarkEnd w:id="72"/>
+    <w:bookmarkStart w:id="73" w:name="r1--scope-and-coverage"/>
     <w:p>
       <w:pPr>
         <w:pStyle w:val="Heading2"/>
@@ -7111,8 +7131,8 @@
         <w:t xml:space="preserve">expected work to compare against.</w:t>
       </w:r>
     </w:p>
-    <w:bookmarkEnd w:id="72"/>
-    <w:bookmarkStart w:id="73" w:name="r2--inspection-cardinality"/>
+    <w:bookmarkEnd w:id="73"/>
+    <w:bookmarkStart w:id="74" w:name="r2--inspection-cardinality"/>
     <w:p>
       <w:pPr>
         <w:pStyle w:val="Heading2"/>
@@ -7498,8 +7518,8 @@
         </w:tc>
       </w:tr>
     </w:tbl>
-    <w:bookmarkEnd w:id="73"/>
-    <w:bookmarkStart w:id="74" w:name="r3--identity-consistency"/>
+    <w:bookmarkEnd w:id="74"/>
+    <w:bookmarkStart w:id="75" w:name="r3--identity-consistency"/>
     <w:p>
       <w:pPr>
         <w:pStyle w:val="Heading2"/>
@@ -7835,8 +7855,8 @@
         </w:tc>
       </w:tr>
     </w:tbl>
-    <w:bookmarkEnd w:id="74"/>
-    <w:bookmarkStart w:id="75" w:name="r4--required-artifacts"/>
+    <w:bookmarkEnd w:id="75"/>
+    <w:bookmarkStart w:id="76" w:name="r4--required-artifacts"/>
     <w:p>
       <w:pPr>
         <w:pStyle w:val="Heading2"/>
@@ -8124,8 +8144,8 @@
         </w:tc>
       </w:tr>
     </w:tbl>
-    <w:bookmarkEnd w:id="75"/>
-    <w:bookmarkStart w:id="76" w:name="r5--artifact-availability"/>
+    <w:bookmarkEnd w:id="76"/>
+    <w:bookmarkStart w:id="77" w:name="r5--artifact-availability"/>
     <w:p>
       <w:pPr>
         <w:pStyle w:val="Heading2"/>
@@ -8561,8 +8581,8 @@
         <w:t xml:space="preserve">"A file differing only in letter case exists".</w:t>
       </w:r>
     </w:p>
-    <w:bookmarkEnd w:id="76"/>
-    <w:bookmarkStart w:id="77" w:name="r6--approval-binding"/>
+    <w:bookmarkEnd w:id="77"/>
+    <w:bookmarkStart w:id="78" w:name="r6--approval-binding"/>
     <w:p>
       <w:pPr>
         <w:pStyle w:val="Heading2"/>
@@ -9424,8 +9444,8 @@
         <w:t xml:space="preserve">.</w:t>
       </w:r>
     </w:p>
-    <w:bookmarkEnd w:id="77"/>
-    <w:bookmarkStart w:id="78" w:name="r7--unmatched-records-advisory"/>
+    <w:bookmarkEnd w:id="78"/>
+    <w:bookmarkStart w:id="79" w:name="r7--unmatched-records-advisory"/>
     <w:p>
       <w:pPr>
         <w:pStyle w:val="Heading2"/>
@@ -9494,9 +9514,9 @@
         <w:t xml:space="preserve">means every captured current inspection references an in-scope obligation.</w:t>
       </w:r>
     </w:p>
-    <w:bookmarkEnd w:id="78"/>
     <w:bookmarkEnd w:id="79"/>
-    <w:bookmarkStart w:id="82" w:name="comparing-runs"/>
+    <w:bookmarkEnd w:id="80"/>
+    <w:bookmarkStart w:id="83" w:name="comparing-runs"/>
     <w:p>
       <w:pPr>
         <w:pStyle w:val="Heading1"/>
@@ -9514,7 +9534,7 @@
         <w:t xml:space="preserve">Comparing runs</w:t>
       </w:r>
     </w:p>
-    <w:bookmarkStart w:id="80" w:name="running-compare"/>
+    <w:bookmarkStart w:id="81" w:name="running-compare"/>
     <w:p>
       <w:pPr>
         <w:pStyle w:val="Heading2"/>
@@ -9673,8 +9693,8 @@
         <w:t xml:space="preserve">or requiredness differ. Explanation texts and evidence locators are not compared.</w:t>
       </w:r>
     </w:p>
-    <w:bookmarkEnd w:id="80"/>
-    <w:bookmarkStart w:id="81" w:name="reading-comparisonjson"/>
+    <w:bookmarkEnd w:id="81"/>
+    <w:bookmarkStart w:id="82" w:name="reading-comparisonjson"/>
     <w:p>
       <w:pPr>
         <w:pStyle w:val="Heading2"/>
@@ -10576,9 +10596,9 @@
         <w:t xml:space="preserve">refuses to write over either of its inputs.</w:t>
       </w:r>
     </w:p>
-    <w:bookmarkEnd w:id="81"/>
     <w:bookmarkEnd w:id="82"/>
-    <w:bookmarkStart w:id="100" w:name="a-guided-tour"/>
+    <w:bookmarkEnd w:id="83"/>
+    <w:bookmarkStart w:id="101" w:name="a-guided-tour"/>
     <w:p>
       <w:pPr>
         <w:pStyle w:val="Heading1"/>
@@ -10604,7 +10624,7 @@
         <w:t xml:space="preserve">Five scenarios show the tool's behavior from start to finish. Each command below was run as printed.</w:t>
       </w:r>
     </w:p>
-    <w:bookmarkStart w:id="86" w:name="X5e145f32f157559efcb8a1fd6bebec18b9e24fb"/>
+    <w:bookmarkStart w:id="87" w:name="X5e145f32f157559efcb8a1fd6bebec18b9e24fb"/>
     <w:p>
       <w:pPr>
         <w:pStyle w:val="Heading2"/>
@@ -10864,18 +10884,18 @@
           <wp:inline>
             <wp:extent cx="5334000" cy="3151909"/>
             <wp:effectExtent b="0" l="0" r="0" t="0"/>
-            <wp:docPr descr="The S06 report: no root findings, and the project is ready for review" title="" id="84" name="Picture"/>
+            <wp:docPr descr="The S06 report: no root findings, and the project is ready for review" title="" id="85" name="Picture"/>
             <a:graphic>
               <a:graphicData uri="http://schemas.openxmlformats.org/drawingml/2006/picture">
                 <pic:pic>
                   <pic:nvPicPr>
-                    <pic:cNvPr descr="../images/guide-s06-ready.png" id="85" name="Picture"/>
+                    <pic:cNvPr descr="../images/guide-s06-ready.png" id="86" name="Picture"/>
                     <pic:cNvPicPr>
                       <a:picLocks noChangeArrowheads="1" noChangeAspect="1"/>
                     </pic:cNvPicPr>
                   </pic:nvPicPr>
                   <pic:blipFill>
-                    <a:blip r:embed="rId83"/>
+                    <a:blip r:embed="rId84"/>
                     <a:stretch>
                       <a:fillRect/>
                     </a:stretch>
@@ -10925,8 +10945,8 @@
         <w:t xml:space="preserve">everything that depended on it.</w:t>
       </w:r>
     </w:p>
-    <w:bookmarkEnd w:id="86"/>
-    <w:bookmarkStart w:id="87" w:name="s05-an-incomplete-capture"/>
+    <w:bookmarkEnd w:id="87"/>
+    <w:bookmarkStart w:id="88" w:name="s05-an-incomplete-capture"/>
     <w:p>
       <w:pPr>
         <w:pStyle w:val="Heading2"/>
@@ -11090,8 +11110,8 @@
         <w:t xml:space="preserve">dependent; they resolve once a complete capture replaces this one.</w:t>
       </w:r>
     </w:p>
-    <w:bookmarkEnd w:id="87"/>
-    <w:bookmarkStart w:id="91" w:name="X900497ed4382f06dd95c8ce16e24f27dc6ad85a"/>
+    <w:bookmarkEnd w:id="88"/>
+    <w:bookmarkStart w:id="92" w:name="X900497ed4382f06dd95c8ce16e24f27dc6ad85a"/>
     <w:p>
       <w:pPr>
         <w:pStyle w:val="Heading2"/>
@@ -11206,18 +11226,18 @@
           <wp:inline>
             <wp:extent cx="5334000" cy="7243329"/>
             <wp:effectExtent b="0" l="0" r="0" t="0"/>
-            <wp:docPr descr="The S08 root finding: the evidence changed after approval" title="" id="89" name="Picture"/>
+            <wp:docPr descr="The S08 root finding: the evidence changed after approval" title="" id="90" name="Picture"/>
             <a:graphic>
               <a:graphicData uri="http://schemas.openxmlformats.org/drawingml/2006/picture">
                 <pic:pic>
                   <pic:nvPicPr>
-                    <pic:cNvPr descr="../images/guide-s08-root.png" id="90" name="Picture"/>
+                    <pic:cNvPr descr="../images/guide-s08-root.png" id="91" name="Picture"/>
                     <pic:cNvPicPr>
                       <a:picLocks noChangeArrowheads="1" noChangeAspect="1"/>
                     </pic:cNvPicPr>
                   </pic:nvPicPr>
                   <pic:blipFill>
-                    <a:blip r:embed="rId88"/>
+                    <a:blip r:embed="rId89"/>
                     <a:stretch>
                       <a:fillRect/>
                     </a:stretch>
@@ -11276,8 +11296,8 @@
         <w:t xml:space="preserve">change cannot be seen, which is why digest binding is the default.</w:t>
       </w:r>
     </w:p>
-    <w:bookmarkEnd w:id="91"/>
-    <w:bookmarkStart w:id="95" w:name="s12-attachments-that-were-not-captured"/>
+    <w:bookmarkEnd w:id="92"/>
+    <w:bookmarkStart w:id="96" w:name="s12-attachments-that-were-not-captured"/>
     <w:p>
       <w:pPr>
         <w:pStyle w:val="Heading2"/>
@@ -11416,18 +11436,18 @@
           <wp:inline>
             <wp:extent cx="5334000" cy="6279572"/>
             <wp:effectExtent b="0" l="0" r="0" t="0"/>
-            <wp:docPr descr="S12: the evidence coverage is partial, so the missing file is NOT_CAPTURED rather than FILE_ABSENT" title="" id="93" name="Picture"/>
+            <wp:docPr descr="S12: the evidence coverage is partial, so the missing file is NOT_CAPTURED rather than FILE_ABSENT" title="" id="94" name="Picture"/>
             <a:graphic>
               <a:graphicData uri="http://schemas.openxmlformats.org/drawingml/2006/picture">
                 <pic:pic>
                   <pic:nvPicPr>
-                    <pic:cNvPr descr="../images/guide-s12-root.png" id="94" name="Picture"/>
+                    <pic:cNvPr descr="../images/guide-s12-root.png" id="95" name="Picture"/>
                     <pic:cNvPicPr>
                       <a:picLocks noChangeArrowheads="1" noChangeAspect="1"/>
                     </pic:cNvPicPr>
                   </pic:nvPicPr>
                   <pic:blipFill>
-                    <a:blip r:embed="rId92"/>
+                    <a:blip r:embed="rId93"/>
                     <a:stretch>
                       <a:fillRect/>
                     </a:stretch>
@@ -11507,8 +11527,8 @@
         <w:t xml:space="preserve">, a FAIL. The tool does not accuse a file it was never shown.</w:t>
       </w:r>
     </w:p>
-    <w:bookmarkEnd w:id="95"/>
-    <w:bookmarkStart w:id="99" w:name="Xcecd81e5d5024e003d8d216849f54e3c6bfdbbe"/>
+    <w:bookmarkEnd w:id="96"/>
+    <w:bookmarkStart w:id="100" w:name="Xcecd81e5d5024e003d8d216849f54e3c6bfdbbe"/>
     <w:p>
       <w:pPr>
         <w:pStyle w:val="Heading2"/>
@@ -11647,18 +11667,18 @@
           <wp:inline>
             <wp:extent cx="5334000" cy="4843029"/>
             <wp:effectExtent b="0" l="0" r="0" t="0"/>
-            <wp:docPr descr="S17: an unmapped Quickbase choice is reported, never guessed" title="" id="97" name="Picture"/>
+            <wp:docPr descr="S17: an unmapped Quickbase choice is reported, never guessed" title="" id="98" name="Picture"/>
             <a:graphic>
               <a:graphicData uri="http://schemas.openxmlformats.org/drawingml/2006/picture">
                 <pic:pic>
                   <pic:nvPicPr>
-                    <pic:cNvPr descr="../images/guide-s17-root.png" id="98" name="Picture"/>
+                    <pic:cNvPr descr="../images/guide-s17-root.png" id="99" name="Picture"/>
                     <pic:cNvPicPr>
                       <a:picLocks noChangeArrowheads="1" noChangeAspect="1"/>
                     </pic:cNvPicPr>
                   </pic:nvPicPr>
                   <pic:blipFill>
-                    <a:blip r:embed="rId96"/>
+                    <a:blip r:embed="rId97"/>
                     <a:stretch>
                       <a:fillRect/>
                     </a:stretch>
@@ -11711,9 +11731,9 @@
         <w:t xml:space="preserve">new choice means, then extend the value map. Until then, O-006's checks are NOT_EVALUATED.</w:t>
       </w:r>
     </w:p>
-    <w:bookmarkEnd w:id="99"/>
     <w:bookmarkEnd w:id="100"/>
-    <w:bookmarkStart w:id="104" w:name="troubleshooting"/>
+    <w:bookmarkEnd w:id="101"/>
+    <w:bookmarkStart w:id="105" w:name="troubleshooting"/>
     <w:p>
       <w:pPr>
         <w:pStyle w:val="Heading1"/>
@@ -11731,7 +11751,7 @@
         <w:t xml:space="preserve">Troubleshooting</w:t>
       </w:r>
     </w:p>
-    <w:bookmarkStart w:id="102" w:name="the-command-stopped-with-exit-code-2"/>
+    <w:bookmarkStart w:id="103" w:name="the-command-stopped-with-exit-code-2"/>
     <w:p>
       <w:pPr>
         <w:pStyle w:val="Heading2"/>
@@ -12319,7 +12339,7 @@
       <w:r>
         <w:t xml:space="preserve"> </w:t>
       </w:r>
-      <w:hyperlink r:id="rId101">
+      <w:hyperlink r:id="rId102">
         <w:r>
           <w:rPr>
             <w:rStyle w:val="Hyperlink"/>
@@ -12334,8 +12354,8 @@
         <w:t xml:space="preserve">lists every code.</w:t>
       </w:r>
     </w:p>
-    <w:bookmarkEnd w:id="102"/>
-    <w:bookmarkStart w:id="103" w:name="common-questions"/>
+    <w:bookmarkEnd w:id="103"/>
+    <w:bookmarkStart w:id="104" w:name="common-questions"/>
     <w:p>
       <w:pPr>
         <w:pStyle w:val="Heading2"/>
@@ -12563,9 +12583,9 @@
         <w:t xml:space="preserve">diagnostics on standard error as JSON lines.</w:t>
       </w:r>
     </w:p>
-    <w:bookmarkEnd w:id="103"/>
     <w:bookmarkEnd w:id="104"/>
-    <w:bookmarkStart w:id="105" w:name="glossary"/>
+    <w:bookmarkEnd w:id="105"/>
+    <w:bookmarkStart w:id="106" w:name="glossary"/>
     <w:p>
       <w:pPr>
         <w:pStyle w:val="Heading1"/>
@@ -12990,7 +13010,7 @@
         </w:tc>
       </w:tr>
     </w:tbl>
-    <w:bookmarkEnd w:id="105"/>
+    <w:bookmarkEnd w:id="106"/>
     <w:sectPr>
       <w:footnotePr>
         <w:numRestart w:val="eachSect"/>
